--- a/docs/neurone_fw_emmc_001.docx
+++ b/docs/neurone_fw_emmc_001.docx
@@ -5230,6 +5230,90 @@
           </w:p>
         </w:tc>
       </w:tr>
+      <w:tr>
+        <w:tc>
+          <w:tcPr>
+            <w:tcW w:type="dxa" w:w="2160"/>
+          </w:tcPr>
+          <w:p>
+            <w:r>
+              <w:t xml:space="preserve">Cervical VNS per-electrode impedance report (safety MCU → hub, OI-CVNS-HUB-11)</w:t>
+            </w:r>
+          </w:p>
+        </w:tc>
+        <w:tc>
+          <w:tcPr>
+            <w:tcW w:type="dxa" w:w="2160"/>
+          </w:tcPr>
+          <w:p>
+            <w:r>
+              <w:t xml:space="preserve">UHDR</w:t>
+            </w:r>
+          </w:p>
+        </w:tc>
+        <w:tc>
+          <w:tcPr>
+            <w:tcW w:type="dxa" w:w="2160"/>
+          </w:tcPr>
+          <w:p>
+            <w:r>
+              <w:t xml:space="preserve">(none — device-internal)</w:t>
+            </w:r>
+          </w:p>
+        </w:tc>
+        <w:tc>
+          <w:tcPr>
+            <w:tcW w:type="dxa" w:w="2160"/>
+          </w:tcPr>
+          <w:p>
+            <w:r>
+              <w:t xml:space="preserve">Raw electrode-tissue impedance (kOhm) reveals physiological state. Transferred device-internally MCU—hub over SPI for hub-vs-MCU cross-validation only; NEVER written to any partition. CLAUDE.md §5.1 boundary resolution.</w:t>
+            </w:r>
+          </w:p>
+        </w:tc>
+      </w:tr>
+      <w:tr>
+        <w:tc>
+          <w:tcPr>
+            <w:tcW w:type="dxa" w:w="2160"/>
+          </w:tcPr>
+          <w:p>
+            <w:r>
+              <w:t xml:space="preserve">Cervical VNS impedance cross-validation divergence flag (NP_CVNS_SHDR_EV_IMP_CROSSVAL)</w:t>
+            </w:r>
+          </w:p>
+        </w:tc>
+        <w:tc>
+          <w:tcPr>
+            <w:tcW w:type="dxa" w:w="2160"/>
+          </w:tcPr>
+          <w:p>
+            <w:r>
+              <w:t xml:space="preserve">SHDR</w:t>
+            </w:r>
+          </w:p>
+        </w:tc>
+        <w:tc>
+          <w:tcPr>
+            <w:tcW w:type="dxa" w:w="2160"/>
+          </w:tcPr>
+          <w:p>
+            <w:r>
+              <w:t xml:space="preserve">SHDR /faults/</w:t>
+            </w:r>
+          </w:p>
+        </w:tc>
+        <w:tc>
+          <w:tcPr>
+            <w:tcW w:type="dxa" w:w="2160"/>
+          </w:tcPr>
+          <w:p>
+            <w:r>
+              <w:t xml:space="preserve">Hub and safety-MCU per-electrode impedance disagreed beyond tolerance — device-condition flag only, no kOhm values, suppressed timestamp (fault-latch privacy gate). CLAUDE.md §5.1.</w:t>
+            </w:r>
+          </w:p>
+        </w:tc>
+      </w:tr>
     </w:tbl>
     <w:p>
       <w:pPr/>

--- a/docs/neurone_fw_emmc_001.docx
+++ b/docs/neurone_fw_emmc_001.docx
@@ -5314,6 +5314,90 @@
           </w:p>
         </w:tc>
       </w:tr>
+      <w:tr>
+        <w:tc>
+          <w:tcPr>
+            <w:tcW w:type="dxa" w:w="2160"/>
+          </w:tcPr>
+          <w:p>
+            <w:r>
+              <w:t>Fault latch event timestamp (tick_ms, SysTick ms since boot; future dedicated fault-latch read command)</w:t>
+            </w:r>
+          </w:p>
+        </w:tc>
+        <w:tc>
+          <w:tcPr>
+            <w:tcW w:type="dxa" w:w="2160"/>
+          </w:tcPr>
+          <w:p>
+            <w:r>
+              <w:t>SHDR</w:t>
+            </w:r>
+          </w:p>
+        </w:tc>
+        <w:tc>
+          <w:tcPr>
+            <w:tcW w:type="dxa" w:w="2160"/>
+          </w:tcPr>
+          <w:p>
+            <w:r>
+              <w:t>SHDR /faults/</w:t>
+            </w:r>
+          </w:p>
+        </w:tc>
+        <w:tc>
+          <w:tcPr>
+            <w:tcW w:type="dxa" w:w="2160"/>
+          </w:tcPr>
+          <w:p>
+            <w:r>
+              <w:t>Device fault time — device condition; consistent with the safety-interlock-log → SHDR rule. SUPPRESSED (reported as 0) when the latched fault is NP_SAFETY_STATUS_CARDIAC: a cardiac cutoff during cervical VNS co-locates the event time with a UHDR-class health event and the relative SysTick value could be linked to a session record. Not carried in the current 8-byte reply frame; a future dedicated read command marshals it via np_fault_latch_report_tick_ms(). CLAUDE.md §13.4 / §5.1.</w:t>
+            </w:r>
+          </w:p>
+        </w:tc>
+      </w:tr>
+      <w:tr>
+        <w:tc>
+          <w:tcPr>
+            <w:tcW w:type="dxa" w:w="2160"/>
+          </w:tcPr>
+          <w:p>
+            <w:r>
+              <w:t>Fault latch event count (uint16, distinct fault transitions since power-on; future dedicated fault-latch read command)</w:t>
+            </w:r>
+          </w:p>
+        </w:tc>
+        <w:tc>
+          <w:tcPr>
+            <w:tcW w:type="dxa" w:w="2160"/>
+          </w:tcPr>
+          <w:p>
+            <w:r>
+              <w:t>SHDR</w:t>
+            </w:r>
+          </w:p>
+        </w:tc>
+        <w:tc>
+          <w:tcPr>
+            <w:tcW w:type="dxa" w:w="2160"/>
+          </w:tcPr>
+          <w:p>
+            <w:r>
+              <w:t>SHDR /faults/</w:t>
+            </w:r>
+          </w:p>
+        </w:tc>
+        <w:tc>
+          <w:tcPr>
+            <w:tcW w:type="dxa" w:w="2160"/>
+          </w:tcPr>
+          <w:p>
+            <w:r>
+              <w:t>Device fault-event tally — device condition, no biology, no timestamp. Mirrors the SHDR device session count. Not in the current 8-byte reply frame; marshalled via np_fault_latch_report_count(). CLAUDE.md §13.4 / §5.1.</w:t>
+            </w:r>
+          </w:p>
+        </w:tc>
+      </w:tr>
     </w:tbl>
     <w:p>
       <w:pPr/>
@@ -6856,6 +6940,48 @@
           <w:p>
             <w:r>
               <w:t>Initial release. Closes CLAUDE.md §13.4 pending decisions: eMMC partition architecture + UHDR/SHDR encryption + dual-bank OTA bootloader. Specifies: 9-partition GPT layout (§4); LittleFS config (§5); UHDR AES-256-XTS + Argon2id key derivation + key lifecycle (§6); SHDR AES-256-XTS + HKDF device key + SNVS OTPMK (§7); dual-bank OTA sequence + USB-C DFU recovery + Safety MCU firmware update (§8); Config partition (§9); Scratch with zero-on-boot (§10); boot sequence (§11); session data classification 27-element table (§12); UHDR backup protocol (§13); write endurance monitoring + predictive maintenance thresholds (§14); research anonymization workspace (§15); processor ownership (§16).</w:t>
+            </w:r>
+          </w:p>
+        </w:tc>
+      </w:tr>
+      <w:tr>
+        <w:tc>
+          <w:tcPr>
+            <w:tcW w:type="dxa" w:w="2160"/>
+          </w:tcPr>
+          <w:p>
+            <w:r>
+              <w:t>A</w:t>
+            </w:r>
+          </w:p>
+        </w:tc>
+        <w:tc>
+          <w:tcPr>
+            <w:tcW w:type="dxa" w:w="2160"/>
+          </w:tcPr>
+          <w:p>
+            <w:r>
+              <w:t>2026-07-14</w:t>
+            </w:r>
+          </w:p>
+        </w:tc>
+        <w:tc>
+          <w:tcPr>
+            <w:tcW w:type="dxa" w:w="2160"/>
+          </w:tcPr>
+          <w:p>
+            <w:r>
+              <w:t>NeurOne Firmware</w:t>
+            </w:r>
+          </w:p>
+        </w:tc>
+        <w:tc>
+          <w:tcPr>
+            <w:tcW w:type="dxa" w:w="2160"/>
+          </w:tcPr>
+          <w:p>
+            <w:r>
+              <w:t>Amendment (pre-Rev-B): §12 session data classification table extended for the fault-latch extended SPI command privacy gate (CLAUDE.md §13.4). Two elements added — fault latch event timestamp (tick_ms; SHDR, SUPPRESSED for NP_SAFETY_STATUS_CARDIAC faults) and fault latch event count (SHDR). Marshalling enforced in firmware by np_fault_latch_report_tick_ms()/_report_count(). Table now 32 elements (27 at Rev A initial release; +2 OI-CVNS-HUB-11 CVNS impedance report &amp; divergence flag; +2 fault-latch fields, +1 prior addition).</w:t>
             </w:r>
           </w:p>
         </w:tc>
